--- a/docs/requirements/platform-requirements-v1_3.docx
+++ b/docs/requirements/platform-requirements-v1_3.docx
@@ -46,18 +46,18 @@
         </w:r>
       </w:hyperlink>
       <w:r>
-        <w:t xml:space="preserve">。用户指定的</w:t>
+        <w:t xml:space="preserve">。</w:t>
       </w:r>
       <w:hyperlink r:id="rId22">
         <w:r>
           <w:rPr>
             <w:rStyle w:val="Hyperlink"/>
           </w:rPr>
-          <w:t xml:space="preserve">总体需求 Word 原链接</w:t>
+          <w:t xml:space="preserve">总体需求 Word V1.3</w:t>
         </w:r>
       </w:hyperlink>
       <w:r>
-        <w:t xml:space="preserve">已直接更新为本版（文件名保留 v1_2，文档内版本为 V1.3）；原始 V1.2 另存于</w:t>
+        <w:t xml:space="preserve">的文件名与文档内版本统一为 V1.3；原始 V1.2 另存于</w:t>
       </w:r>
       <w:r>
         <w:t xml:space="preserve"> </w:t>
@@ -103,7 +103,7 @@
               <a:graphicData uri="http://schemas.openxmlformats.org/drawingml/2006/picture">
                 <pic:pic>
                   <pic:nvPicPr>
-                    <pic:cNvPr descr="../assets/platform-business-framework-v1_3.png" id="25" name="Picture"/>
+                    <pic:cNvPr descr="/workspace/work/revision/docs/assets/platform-business-framework-v1_3.png" id="25" name="Picture"/>
                     <pic:cNvPicPr>
                       <a:picLocks noChangeArrowheads="1" noChangeAspect="1"/>
                     </pic:cNvPicPr>

--- a/docs/requirements/platform-requirements-v1_3.docx
+++ b/docs/requirements/platform-requirements-v1_3.docx
@@ -57,7 +57,7 @@
         </w:r>
       </w:hyperlink>
       <w:r>
-        <w:t xml:space="preserve">的文件名与文档内版本统一为 V1.3；原始 V1.2 另存于</w:t>
+        <w:t xml:space="preserve">与本文件同存于</w:t>
       </w:r>
       <w:r>
         <w:t xml:space="preserve"> </w:t>
@@ -66,10 +66,22 @@
         <w:rPr>
           <w:rStyle w:val="VerbatimChar"/>
         </w:rPr>
-        <w:t xml:space="preserve">docs/source/archive</w:t>
-      </w:r>
-      <w:r>
-        <w:t xml:space="preserve">，仅供追溯。本文描述建设目标，不表示功能已经实现。</w:t>
+        <w:t xml:space="preserve">docs/requirements</w:t>
+      </w:r>
+      <w:r>
+        <w:t xml:space="preserve">；</w:t>
+      </w:r>
+      <w:r>
+        <w:rPr>
+          <w:rStyle w:val="VerbatimChar"/>
+        </w:rPr>
+        <w:t xml:space="preserve">docs/source</w:t>
+      </w:r>
+      <w:r>
+        <w:t xml:space="preserve"> </w:t>
+      </w:r>
+      <w:r>
+        <w:t xml:space="preserve">保留项目创建时提供的原始 V1.2 文档，仅供追溯，后续修订不覆盖原始资料。本文描述建设目标，不表示功能已经实现。</w:t>
       </w:r>
     </w:p>
     <w:bookmarkStart w:id="27" w:name="Xffcba4078a32644f13993ede84aa8aea0582f9f"/>
@@ -103,7 +115,7 @@
               <a:graphicData uri="http://schemas.openxmlformats.org/drawingml/2006/picture">
                 <pic:pic>
                   <pic:nvPicPr>
-                    <pic:cNvPr descr="/workspace/work/revision/docs/assets/platform-business-framework-v1_3.png" id="25" name="Picture"/>
+                    <pic:cNvPr descr="../assets/platform-business-framework-v1_3.png" id="25" name="Picture"/>
                     <pic:cNvPicPr>
                       <a:picLocks noChangeArrowheads="1" noChangeAspect="1"/>
                     </pic:cNvPicPr>

--- a/docs/requirements/platform-requirements-v1_3.docx
+++ b/docs/requirements/platform-requirements-v1_3.docx
@@ -115,7 +115,7 @@
               <a:graphicData uri="http://schemas.openxmlformats.org/drawingml/2006/picture">
                 <pic:pic>
                   <pic:nvPicPr>
-                    <pic:cNvPr descr="../assets/platform-business-framework-v1_3.png" id="25" name="Picture"/>
+                    <pic:cNvPr descr="platform-business-framework-v1_3.png" id="25" name="Picture"/>
                     <pic:cNvPicPr>
                       <a:picLocks noChangeArrowheads="1" noChangeAspect="1"/>
                     </pic:cNvPicPr>
